--- a/FinalProject_Suelen_Carlos.docx
+++ b/FinalProject_Suelen_Carlos.docx
@@ -4580,33 +4580,6 @@
         <w:rPr>
           <w:rFonts w:ascii="Serif" w:hAnsi="Serif" w:cs="Arial"/>
           <w:lang w:val="en-IE"/>
-        </w:rPr>
-      </w:pPr>
-    </w:p>
-    <w:p>
-      <w:pPr>
-        <w:jc w:val="both"/>
-        <w:rPr>
-          <w:rFonts w:ascii="Serif" w:hAnsi="Serif" w:cs="Arial"/>
-          <w:lang w:val="en-IE"/>
-        </w:rPr>
-      </w:pPr>
-    </w:p>
-    <w:p>
-      <w:pPr>
-        <w:jc w:val="both"/>
-        <w:rPr>
-          <w:rFonts w:ascii="Serif" w:hAnsi="Serif" w:cs="Arial"/>
-          <w:lang w:val="en-IE"/>
-        </w:rPr>
-      </w:pPr>
-    </w:p>
-    <w:p>
-      <w:pPr>
-        <w:jc w:val="both"/>
-        <w:rPr>
-          <w:rFonts w:ascii="Serif" w:hAnsi="Serif" w:cs="Arial"/>
-          <w:color w:val="000000" w:themeColor="text1"/>
         </w:rPr>
       </w:pPr>
     </w:p>
